--- a/Data_Readings/Summary_of_readings.docx
+++ b/Data_Readings/Summary_of_readings.docx
@@ -12,6 +12,104 @@
     </w:p>
     <w:p>
       <w:r>
+        <w:rPr>
+          <w:noProof/>
+        </w:rPr>
+        <w:drawing>
+          <wp:inline distT="0" distB="0" distL="0" distR="0" wp14:anchorId="5E2000F3" wp14:editId="1EF3F3F1">
+            <wp:extent cx="5731510" cy="3096260"/>
+            <wp:effectExtent l="0" t="0" r="2540" b="8890"/>
+            <wp:docPr id="1383531890" name="Picture 1"/>
+            <wp:cNvGraphicFramePr>
+              <a:graphicFrameLocks xmlns:a="http://schemas.openxmlformats.org/drawingml/2006/main" noChangeAspect="1"/>
+            </wp:cNvGraphicFramePr>
+            <a:graphic xmlns:a="http://schemas.openxmlformats.org/drawingml/2006/main">
+              <a:graphicData uri="http://schemas.openxmlformats.org/drawingml/2006/picture">
+                <pic:pic xmlns:pic="http://schemas.openxmlformats.org/drawingml/2006/picture">
+                  <pic:nvPicPr>
+                    <pic:cNvPr id="1383531890" name="Picture 1383531890"/>
+                    <pic:cNvPicPr/>
+                  </pic:nvPicPr>
+                  <pic:blipFill>
+                    <a:blip r:embed="rId8" cstate="print">
+                      <a:extLst>
+                        <a:ext uri="{28A0092B-C50C-407E-A947-70E740481C1C}">
+                          <a14:useLocalDpi xmlns:a14="http://schemas.microsoft.com/office/drawing/2010/main" val="0"/>
+                        </a:ext>
+                      </a:extLst>
+                    </a:blip>
+                    <a:stretch>
+                      <a:fillRect/>
+                    </a:stretch>
+                  </pic:blipFill>
+                  <pic:spPr>
+                    <a:xfrm>
+                      <a:off x="0" y="0"/>
+                      <a:ext cx="5731510" cy="3096260"/>
+                    </a:xfrm>
+                    <a:prstGeom prst="rect">
+                      <a:avLst/>
+                    </a:prstGeom>
+                  </pic:spPr>
+                </pic:pic>
+              </a:graphicData>
+            </a:graphic>
+          </wp:inline>
+        </w:drawing>
+      </w:r>
+      <w:r>
+        <w:rPr>
+          <w:noProof/>
+        </w:rPr>
+        <w:drawing>
+          <wp:inline distT="0" distB="0" distL="0" distR="0" wp14:anchorId="2205C351" wp14:editId="1141A8C3">
+            <wp:extent cx="5731510" cy="2730500"/>
+            <wp:effectExtent l="0" t="0" r="2540" b="0"/>
+            <wp:docPr id="486748320" name="Picture 2"/>
+            <wp:cNvGraphicFramePr>
+              <a:graphicFrameLocks xmlns:a="http://schemas.openxmlformats.org/drawingml/2006/main" noChangeAspect="1"/>
+            </wp:cNvGraphicFramePr>
+            <a:graphic xmlns:a="http://schemas.openxmlformats.org/drawingml/2006/main">
+              <a:graphicData uri="http://schemas.openxmlformats.org/drawingml/2006/picture">
+                <pic:pic xmlns:pic="http://schemas.openxmlformats.org/drawingml/2006/picture">
+                  <pic:nvPicPr>
+                    <pic:cNvPr id="486748320" name="Picture 486748320"/>
+                    <pic:cNvPicPr/>
+                  </pic:nvPicPr>
+                  <pic:blipFill>
+                    <a:blip r:embed="rId9" cstate="print">
+                      <a:extLst>
+                        <a:ext uri="{28A0092B-C50C-407E-A947-70E740481C1C}">
+                          <a14:useLocalDpi xmlns:a14="http://schemas.microsoft.com/office/drawing/2010/main" val="0"/>
+                        </a:ext>
+                      </a:extLst>
+                    </a:blip>
+                    <a:stretch>
+                      <a:fillRect/>
+                    </a:stretch>
+                  </pic:blipFill>
+                  <pic:spPr>
+                    <a:xfrm>
+                      <a:off x="0" y="0"/>
+                      <a:ext cx="5731510" cy="2730500"/>
+                    </a:xfrm>
+                    <a:prstGeom prst="rect">
+                      <a:avLst/>
+                    </a:prstGeom>
+                  </pic:spPr>
+                </pic:pic>
+              </a:graphicData>
+            </a:graphic>
+          </wp:inline>
+        </w:drawing>
+      </w:r>
+    </w:p>
+    <w:p>
+      <w:r>
+        <w:rPr>
+          <w:noProof/>
+        </w:rPr>
+        <w:lastRenderedPageBreak/>
         <w:drawing>
           <wp:inline distT="0" distB="0" distL="0" distR="0" wp14:anchorId="1EA392E8" wp14:editId="146A1C37">
             <wp:extent cx="5731510" cy="2943225"/>
@@ -28,7 +126,7 @@
                     <pic:cNvPicPr/>
                   </pic:nvPicPr>
                   <pic:blipFill>
-                    <a:blip r:embed="rId8"/>
+                    <a:blip r:embed="rId10"/>
                     <a:stretch>
                       <a:fillRect/>
                     </a:stretch>
@@ -51,6 +149,9 @@
     </w:p>
     <w:p>
       <w:r>
+        <w:rPr>
+          <w:noProof/>
+        </w:rPr>
         <w:drawing>
           <wp:inline distT="0" distB="0" distL="0" distR="0" wp14:anchorId="0D80D997" wp14:editId="2A0D6D74">
             <wp:extent cx="5731510" cy="2889885"/>
@@ -67,7 +168,7 @@
                     <pic:cNvPicPr/>
                   </pic:nvPicPr>
                   <pic:blipFill>
-                    <a:blip r:embed="rId9"/>
+                    <a:blip r:embed="rId11"/>
                     <a:stretch>
                       <a:fillRect/>
                     </a:stretch>
@@ -90,6 +191,9 @@
     </w:p>
     <w:p>
       <w:r>
+        <w:rPr>
+          <w:noProof/>
+        </w:rPr>
         <w:lastRenderedPageBreak/>
         <w:drawing>
           <wp:inline distT="0" distB="0" distL="0" distR="0" wp14:anchorId="6FE8B24C" wp14:editId="796C2CD5">
@@ -107,7 +211,7 @@
                     <pic:cNvPicPr/>
                   </pic:nvPicPr>
                   <pic:blipFill>
-                    <a:blip r:embed="rId10"/>
+                    <a:blip r:embed="rId12"/>
                     <a:stretch>
                       <a:fillRect/>
                     </a:stretch>
@@ -130,6 +234,9 @@
     </w:p>
     <w:p>
       <w:r>
+        <w:rPr>
+          <w:noProof/>
+        </w:rPr>
         <w:drawing>
           <wp:inline distT="0" distB="0" distL="0" distR="0" wp14:anchorId="354BE0D3" wp14:editId="7564492A">
             <wp:extent cx="5731510" cy="2683510"/>
@@ -146,7 +253,7 @@
                     <pic:cNvPicPr/>
                   </pic:nvPicPr>
                   <pic:blipFill>
-                    <a:blip r:embed="rId11"/>
+                    <a:blip r:embed="rId13"/>
                     <a:stretch>
                       <a:fillRect/>
                     </a:stretch>
@@ -176,21 +283,319 @@
         </w:numPr>
       </w:pPr>
       <w:r>
-        <w:t xml:space="preserve">The spike that occurred from 14:50 </w:t>
-      </w:r>
-      <w:r>
-        <w:t>–</w:t>
-      </w:r>
-      <w:r>
-        <w:t xml:space="preserve"> </w:t>
-      </w:r>
-      <w:r>
-        <w:t>15:00 was due to the gas stove being on and food being charred/burnt.</w:t>
+        <w:t xml:space="preserve">Increase </w:t>
+      </w:r>
+      <w:r>
+        <w:t>just after 12 due to municipality cutting grass.</w:t>
       </w:r>
     </w:p>
     <w:p>
       <w:pPr>
         <w:pStyle w:val="ListParagraph"/>
+        <w:numPr>
+          <w:ilvl w:val="0"/>
+          <w:numId w:val="1"/>
+        </w:numPr>
+      </w:pPr>
+      <w:r>
+        <w:t xml:space="preserve">The spike that occurred from 14:50 </w:t>
+      </w:r>
+      <w:r>
+        <w:t>–</w:t>
+      </w:r>
+      <w:r>
+        <w:t xml:space="preserve"> </w:t>
+      </w:r>
+      <w:r>
+        <w:t>15:00 was due to the gas stove being on and food being charred/burnt.</w:t>
+      </w:r>
+    </w:p>
+    <w:p>
+      <w:pPr>
+        <w:pStyle w:val="Heading1"/>
+      </w:pPr>
+      <w:r>
+        <w:lastRenderedPageBreak/>
+        <w:t>19 May 2026</w:t>
+      </w:r>
+    </w:p>
+    <w:p>
+      <w:r>
+        <w:drawing>
+          <wp:inline distT="0" distB="0" distL="0" distR="0" wp14:anchorId="1C684850" wp14:editId="68346902">
+            <wp:extent cx="5731510" cy="3080385"/>
+            <wp:effectExtent l="0" t="0" r="2540" b="5715"/>
+            <wp:docPr id="1218667546" name="Picture 1"/>
+            <wp:cNvGraphicFramePr>
+              <a:graphicFrameLocks xmlns:a="http://schemas.openxmlformats.org/drawingml/2006/main" noChangeAspect="1"/>
+            </wp:cNvGraphicFramePr>
+            <a:graphic xmlns:a="http://schemas.openxmlformats.org/drawingml/2006/main">
+              <a:graphicData uri="http://schemas.openxmlformats.org/drawingml/2006/picture">
+                <pic:pic xmlns:pic="http://schemas.openxmlformats.org/drawingml/2006/picture">
+                  <pic:nvPicPr>
+                    <pic:cNvPr id="1218667546" name=""/>
+                    <pic:cNvPicPr/>
+                  </pic:nvPicPr>
+                  <pic:blipFill>
+                    <a:blip r:embed="rId14"/>
+                    <a:stretch>
+                      <a:fillRect/>
+                    </a:stretch>
+                  </pic:blipFill>
+                  <pic:spPr>
+                    <a:xfrm>
+                      <a:off x="0" y="0"/>
+                      <a:ext cx="5731510" cy="3080385"/>
+                    </a:xfrm>
+                    <a:prstGeom prst="rect">
+                      <a:avLst/>
+                    </a:prstGeom>
+                  </pic:spPr>
+                </pic:pic>
+              </a:graphicData>
+            </a:graphic>
+          </wp:inline>
+        </w:drawing>
+      </w:r>
+    </w:p>
+    <w:p/>
+    <w:p>
+      <w:pPr>
+        <w:tabs>
+          <w:tab w:val="left" w:pos="1485"/>
+        </w:tabs>
+      </w:pPr>
+      <w:r>
+        <w:tab/>
+      </w:r>
+      <w:r>
+        <w:drawing>
+          <wp:inline distT="0" distB="0" distL="0" distR="0" wp14:anchorId="760FA876" wp14:editId="505737E0">
+            <wp:extent cx="5731510" cy="2707640"/>
+            <wp:effectExtent l="0" t="0" r="2540" b="0"/>
+            <wp:docPr id="1078800539" name="Picture 1"/>
+            <wp:cNvGraphicFramePr>
+              <a:graphicFrameLocks xmlns:a="http://schemas.openxmlformats.org/drawingml/2006/main" noChangeAspect="1"/>
+            </wp:cNvGraphicFramePr>
+            <a:graphic xmlns:a="http://schemas.openxmlformats.org/drawingml/2006/main">
+              <a:graphicData uri="http://schemas.openxmlformats.org/drawingml/2006/picture">
+                <pic:pic xmlns:pic="http://schemas.openxmlformats.org/drawingml/2006/picture">
+                  <pic:nvPicPr>
+                    <pic:cNvPr id="1078800539" name=""/>
+                    <pic:cNvPicPr/>
+                  </pic:nvPicPr>
+                  <pic:blipFill>
+                    <a:blip r:embed="rId15"/>
+                    <a:stretch>
+                      <a:fillRect/>
+                    </a:stretch>
+                  </pic:blipFill>
+                  <pic:spPr>
+                    <a:xfrm>
+                      <a:off x="0" y="0"/>
+                      <a:ext cx="5731510" cy="2707640"/>
+                    </a:xfrm>
+                    <a:prstGeom prst="rect">
+                      <a:avLst/>
+                    </a:prstGeom>
+                  </pic:spPr>
+                </pic:pic>
+              </a:graphicData>
+            </a:graphic>
+          </wp:inline>
+        </w:drawing>
+      </w:r>
+    </w:p>
+    <w:p>
+      <w:pPr>
+        <w:ind w:firstLine="720"/>
+      </w:pPr>
+    </w:p>
+    <w:p>
+      <w:r>
+        <w:lastRenderedPageBreak/>
+        <w:drawing>
+          <wp:anchor distT="0" distB="0" distL="114300" distR="114300" simplePos="0" relativeHeight="251660288" behindDoc="1" locked="0" layoutInCell="1" allowOverlap="1" wp14:anchorId="1DC2BFA4" wp14:editId="5816988E">
+            <wp:simplePos x="0" y="0"/>
+            <wp:positionH relativeFrom="column">
+              <wp:posOffset>123508</wp:posOffset>
+            </wp:positionH>
+            <wp:positionV relativeFrom="page">
+              <wp:posOffset>6553200</wp:posOffset>
+            </wp:positionV>
+            <wp:extent cx="5731510" cy="2828290"/>
+            <wp:effectExtent l="0" t="0" r="2540" b="0"/>
+            <wp:wrapTight wrapText="bothSides">
+              <wp:wrapPolygon edited="0">
+                <wp:start x="0" y="0"/>
+                <wp:lineTo x="0" y="21387"/>
+                <wp:lineTo x="21538" y="21387"/>
+                <wp:lineTo x="21538" y="0"/>
+                <wp:lineTo x="0" y="0"/>
+              </wp:wrapPolygon>
+            </wp:wrapTight>
+            <wp:docPr id="2047976598" name="Picture 1"/>
+            <wp:cNvGraphicFramePr>
+              <a:graphicFrameLocks xmlns:a="http://schemas.openxmlformats.org/drawingml/2006/main" noChangeAspect="1"/>
+            </wp:cNvGraphicFramePr>
+            <a:graphic xmlns:a="http://schemas.openxmlformats.org/drawingml/2006/main">
+              <a:graphicData uri="http://schemas.openxmlformats.org/drawingml/2006/picture">
+                <pic:pic xmlns:pic="http://schemas.openxmlformats.org/drawingml/2006/picture">
+                  <pic:nvPicPr>
+                    <pic:cNvPr id="2047976598" name=""/>
+                    <pic:cNvPicPr/>
+                  </pic:nvPicPr>
+                  <pic:blipFill>
+                    <a:blip r:embed="rId16" cstate="print">
+                      <a:extLst>
+                        <a:ext uri="{28A0092B-C50C-407E-A947-70E740481C1C}">
+                          <a14:useLocalDpi xmlns:a14="http://schemas.microsoft.com/office/drawing/2010/main" val="0"/>
+                        </a:ext>
+                      </a:extLst>
+                    </a:blip>
+                    <a:stretch>
+                      <a:fillRect/>
+                    </a:stretch>
+                  </pic:blipFill>
+                  <pic:spPr>
+                    <a:xfrm>
+                      <a:off x="0" y="0"/>
+                      <a:ext cx="5731510" cy="2828290"/>
+                    </a:xfrm>
+                    <a:prstGeom prst="rect">
+                      <a:avLst/>
+                    </a:prstGeom>
+                  </pic:spPr>
+                </pic:pic>
+              </a:graphicData>
+            </a:graphic>
+          </wp:anchor>
+        </w:drawing>
+      </w:r>
+      <w:r>
+        <w:drawing>
+          <wp:anchor distT="0" distB="0" distL="114300" distR="114300" simplePos="0" relativeHeight="251659264" behindDoc="1" locked="0" layoutInCell="1" allowOverlap="1" wp14:anchorId="407D594F" wp14:editId="72EBB89F">
+            <wp:simplePos x="0" y="0"/>
+            <wp:positionH relativeFrom="column">
+              <wp:posOffset>109537</wp:posOffset>
+            </wp:positionH>
+            <wp:positionV relativeFrom="margin">
+              <wp:align>center</wp:align>
+            </wp:positionV>
+            <wp:extent cx="5731510" cy="2205355"/>
+            <wp:effectExtent l="0" t="0" r="2540" b="4445"/>
+            <wp:wrapTight wrapText="bothSides">
+              <wp:wrapPolygon edited="0">
+                <wp:start x="0" y="0"/>
+                <wp:lineTo x="0" y="21457"/>
+                <wp:lineTo x="21538" y="21457"/>
+                <wp:lineTo x="21538" y="0"/>
+                <wp:lineTo x="0" y="0"/>
+              </wp:wrapPolygon>
+            </wp:wrapTight>
+            <wp:docPr id="1495886951" name="Picture 1"/>
+            <wp:cNvGraphicFramePr>
+              <a:graphicFrameLocks xmlns:a="http://schemas.openxmlformats.org/drawingml/2006/main" noChangeAspect="1"/>
+            </wp:cNvGraphicFramePr>
+            <a:graphic xmlns:a="http://schemas.openxmlformats.org/drawingml/2006/main">
+              <a:graphicData uri="http://schemas.openxmlformats.org/drawingml/2006/picture">
+                <pic:pic xmlns:pic="http://schemas.openxmlformats.org/drawingml/2006/picture">
+                  <pic:nvPicPr>
+                    <pic:cNvPr id="1495886951" name=""/>
+                    <pic:cNvPicPr/>
+                  </pic:nvPicPr>
+                  <pic:blipFill>
+                    <a:blip r:embed="rId17" cstate="print">
+                      <a:extLst>
+                        <a:ext uri="{28A0092B-C50C-407E-A947-70E740481C1C}">
+                          <a14:useLocalDpi xmlns:a14="http://schemas.microsoft.com/office/drawing/2010/main" val="0"/>
+                        </a:ext>
+                      </a:extLst>
+                    </a:blip>
+                    <a:stretch>
+                      <a:fillRect/>
+                    </a:stretch>
+                  </pic:blipFill>
+                  <pic:spPr>
+                    <a:xfrm>
+                      <a:off x="0" y="0"/>
+                      <a:ext cx="5731510" cy="2205355"/>
+                    </a:xfrm>
+                    <a:prstGeom prst="rect">
+                      <a:avLst/>
+                    </a:prstGeom>
+                  </pic:spPr>
+                </pic:pic>
+              </a:graphicData>
+            </a:graphic>
+          </wp:anchor>
+        </w:drawing>
+      </w:r>
+      <w:r>
+        <w:drawing>
+          <wp:anchor distT="0" distB="0" distL="114300" distR="114300" simplePos="0" relativeHeight="251658240" behindDoc="1" locked="0" layoutInCell="1" allowOverlap="1" wp14:anchorId="3A2532C7" wp14:editId="5DB48F56">
+            <wp:simplePos x="0" y="0"/>
+            <wp:positionH relativeFrom="margin">
+              <wp:posOffset>114300</wp:posOffset>
+            </wp:positionH>
+            <wp:positionV relativeFrom="paragraph">
+              <wp:posOffset>430848</wp:posOffset>
+            </wp:positionV>
+            <wp:extent cx="5731510" cy="2816225"/>
+            <wp:effectExtent l="0" t="0" r="2540" b="3175"/>
+            <wp:wrapTight wrapText="bothSides">
+              <wp:wrapPolygon edited="0">
+                <wp:start x="0" y="0"/>
+                <wp:lineTo x="0" y="21478"/>
+                <wp:lineTo x="21538" y="21478"/>
+                <wp:lineTo x="21538" y="0"/>
+                <wp:lineTo x="0" y="0"/>
+              </wp:wrapPolygon>
+            </wp:wrapTight>
+            <wp:docPr id="220796968" name="Picture 1"/>
+            <wp:cNvGraphicFramePr>
+              <a:graphicFrameLocks xmlns:a="http://schemas.openxmlformats.org/drawingml/2006/main" noChangeAspect="1"/>
+            </wp:cNvGraphicFramePr>
+            <a:graphic xmlns:a="http://schemas.openxmlformats.org/drawingml/2006/main">
+              <a:graphicData uri="http://schemas.openxmlformats.org/drawingml/2006/picture">
+                <pic:pic xmlns:pic="http://schemas.openxmlformats.org/drawingml/2006/picture">
+                  <pic:nvPicPr>
+                    <pic:cNvPr id="220796968" name=""/>
+                    <pic:cNvPicPr/>
+                  </pic:nvPicPr>
+                  <pic:blipFill>
+                    <a:blip r:embed="rId18" cstate="print">
+                      <a:extLst>
+                        <a:ext uri="{28A0092B-C50C-407E-A947-70E740481C1C}">
+                          <a14:useLocalDpi xmlns:a14="http://schemas.microsoft.com/office/drawing/2010/main" val="0"/>
+                        </a:ext>
+                      </a:extLst>
+                    </a:blip>
+                    <a:stretch>
+                      <a:fillRect/>
+                    </a:stretch>
+                  </pic:blipFill>
+                  <pic:spPr>
+                    <a:xfrm>
+                      <a:off x="0" y="0"/>
+                      <a:ext cx="5731510" cy="2816225"/>
+                    </a:xfrm>
+                    <a:prstGeom prst="rect">
+                      <a:avLst/>
+                    </a:prstGeom>
+                  </pic:spPr>
+                </pic:pic>
+              </a:graphicData>
+            </a:graphic>
+          </wp:anchor>
+        </w:drawing>
+      </w:r>
+    </w:p>
+    <w:p>
+      <w:pPr>
+        <w:tabs>
+          <w:tab w:val="left" w:pos="1245"/>
+        </w:tabs>
       </w:pPr>
     </w:p>
     <w:sectPr>
